--- a/course_development/active_inference_family/03_patterns_in_play/04_cognition/output/lecture-content/04_cognition-module.docx
+++ b/course_development/active_inference_family/03_patterns_in_play/04_cognition/output/lecture-content/04_cognition-module.docx
@@ -4,7 +4,7 @@
   <w:body>
     <w:p>
       <w:r>
-        <w:t>Module 04: Cognition in Family</w:t>
+        <w:t>Module 04: Cognition — Strategy</w:t>
       </w:r>
     </w:p>
     <w:p>
@@ -14,12 +14,24 @@
     </w:p>
     <w:p>
       <w:r>
-        <w:t>Define Cognition within the context of Family.  Analyze how Cognition interacts with other components of the Active Inference framework.  Apply specific constraints of Family to the formal definition of Cognition.   Introduction</w:t>
+        <w:t>Understand that Cognition is thinking about the game before you move.  Learn about Strategy (Making a plan to win).  Know that your opponent is thinking too! (Theory of Mind).   Introduction: The Chess Master</w:t>
       </w:r>
     </w:p>
     <w:p>
       <w:r>
-        <w:t>This module explores Cognition . In the Family curriculum, we approach this topic with a focus on specific applications and theoretical depth appropriate for the audience. Cognition is a critical component of the 8-part Active Inference spine, bridging the gap between [Previous Topic] and [Next Topic].</w:t>
+        <w:t>In Chess, you don't just move pieces randomly.</w:t>
+        <w:br/>
+        <w:t>You think:</w:t>
+        <w:br/>
+        <w:t>"If I move my Knight here...</w:t>
+        <w:br/>
+        <w:t>She will move her Bishop there...</w:t>
+        <w:br/>
+        <w:t>Then I can capture the Queen!"</w:t>
+        <w:br/>
+        <w:t>You are playing the game in your HEAD before you play it on the BOARD.</w:t>
+        <w:br/>
+        <w:t>This is Cognition.</w:t>
       </w:r>
     </w:p>
     <w:p>
@@ -29,56 +41,88 @@
     </w:p>
     <w:p>
       <w:r>
-        <w:t>1. Cognition as a Markov Blanket Boundary</w:t>
+        <w:t>1. The Plan (Future Thinking)</w:t>
       </w:r>
     </w:p>
     <w:p>
       <w:r>
-        <w:t>How does Cognition define the boundary between the agent and the environment?</w:t>
+        <w:t>Strategy is a map of the future.</w:t>
       </w:r>
     </w:p>
     <w:p>
       <w:r>
-        <w:t>2. Generative Models of Cognition</w:t>
+        <w:t>"First, I will hide behind the tree."  "Then, I will run to base when she looks away."</w:t>
+        <w:br/>
+        <w:t>You are predicting the future to reach your Goal.   2. Theory of Mind (Mind Reading)</w:t>
       </w:r>
     </w:p>
     <w:p>
       <w:r>
-        <w:t>What parameters involved in Cognition must be optimized to minimize variational free energy?</w:t>
+        <w:t>To win, you have to guess what the other player is thinking.</w:t>
       </w:r>
     </w:p>
     <w:p>
       <w:r>
-        <w:t>3. Active Inference Dynamics</w:t>
+        <w:t>"He thinks I am going left, so I will go right!" (The Fake-Out).  "She knows I have the Ace, so she will fold."</w:t>
+        <w:br/>
+        <w:t>You are modeling their model!   3. Decisions (The Fork in the Road)</w:t>
       </w:r>
     </w:p>
     <w:p>
       <w:r>
-        <w:t>How does the process of Cognition drive the perception-action loop?</w:t>
+        <w:t>Every turn is a choice.</w:t>
       </w:r>
     </w:p>
     <w:p>
       <w:r>
-        <w:t>Applications</w:t>
+        <w:t>Pass or Shoot?  Hold or Fold?</w:t>
+        <w:br/>
+        <w:t>Good players weigh the Risk (Losing the ball) vs. the Reward (Scoring a goal).   Activities</w:t>
       </w:r>
     </w:p>
     <w:p>
       <w:r>
-        <w:t>In Family, we see Cognition manifest in:</w:t>
-        <w:br/>
-        <w:t>* Specific Example 1 : [Add domain-specific example here]</w:t>
-        <w:br/>
-        <w:t>* Specific Example 2 : [Add domain-specific example here]</w:t>
+        <w:t>Activity 1: Rock, Paper, Scissors</w:t>
       </w:r>
     </w:p>
     <w:p>
       <w:r>
-        <w:t>Conclusion</w:t>
+        <w:t>Play 10 rounds.</w:t>
+        <w:br/>
+        <w:t>Try to predict what they will throw.</w:t>
       </w:r>
     </w:p>
     <w:p>
       <w:r>
-        <w:t>Understanding Cognition allows us to better model complex adaptive systems. In the next module, we will expand on this foundation.</w:t>
+        <w:t>"He threw Rock twice... he will probably throw Paper next."  "She knows I know she knows..."</w:t>
+        <w:br/>
+        <w:t>It's a loop of thinking!   Activity 2: Tic-Tac-Toe Trap</w:t>
+      </w:r>
+    </w:p>
+    <w:p>
+      <w:r>
+        <w:t>Play Tic-Tac-Toe.</w:t>
+        <w:br/>
+        <w:t>Don't just try to get 3 in a row.</w:t>
+        <w:br/>
+        <w:t>Try to set a TRAP (Two ways to win at once).</w:t>
+        <w:br/>
+        <w:t>You have to think 2 steps ahead.</w:t>
+      </w:r>
+    </w:p>
+    <w:p>
+      <w:r>
+        <w:t>Summary</w:t>
+      </w:r>
+    </w:p>
+    <w:p>
+      <w:r>
+        <w:t>Strategy is the game inside the game. By thinking ahead and understanding our opponents, we turn simple rules into complex fun.</w:t>
+      </w:r>
+    </w:p>
+    <w:p>
+      <w:r>
+        <w:t>References</w:t>
       </w:r>
     </w:p>
     <w:sectPr>
